--- a/assets/Rupak_Siva_Kumar_Resume.docx
+++ b/assets/Rupak_Siva_Kumar_Resume.docx
@@ -62,84 +62,61 @@
     </w:p>
     <w:p>
       <w:r>
+        <w:t xml:space="preserve">Systems &amp; Gameplay Programmer with a strong foundation in C++ engine architecture, object-oriented design, and memory optimization. Passionate about bridging low-level system performance with engaging core mechanics. A proactive problem-solver and effective communicator dedicated to building scalable frameworks and collaborating closely with cross-functional development teams. </w:t>
+      </w:r>
+    </w:p>
+    <w:p>
+      <w:pPr>
+        <w:numPr>
+          <w:ilvl w:val="0"/>
+          <w:numId w:val="12"/>
+        </w:numPr>
+      </w:pPr>
+      <w:r>
+        <w:t xml:space="preserve">Owned the development of core C++ engine architectures under the strict constraints of building a custom framework from scratch, choosing to engineer robust Scene and Entity Managers, shipping </w:t>
+      </w:r>
+      <w:r>
+        <w:t>a</w:t>
+      </w:r>
+      <w:r>
+        <w:t xml:space="preserve"> scalable environment that drove rapid gameplay iteration.</w:t>
+      </w:r>
+    </w:p>
+    <w:p>
+      <w:pPr>
+        <w:numPr>
+          <w:ilvl w:val="0"/>
+          <w:numId w:val="12"/>
+        </w:numPr>
+      </w:pPr>
+      <w:r>
+        <w:t>Owned the implementation of custom entity and particle systems against the constraints of an existing C++ framework, choosing to optimize runtime memory management through advanced OOP patterns</w:t>
+      </w:r>
+      <w:r>
+        <w:t>.</w:t>
+      </w:r>
+    </w:p>
+    <w:p>
+      <w:pPr>
+        <w:pStyle w:val="Heading1"/>
+      </w:pPr>
+      <w:r>
+        <w:t xml:space="preserve">Experience </w:t>
+      </w:r>
+    </w:p>
+    <w:p>
+      <w:pPr>
         <w:rPr>
           <w:b/>
           <w:bCs/>
         </w:rPr>
-        <w:t>Summary</w:t>
-      </w:r>
-      <w:r>
-        <w:t xml:space="preserve"> Systems &amp; Gameplay Programmer with a strong foundation in C++ engine architecture, object-oriented design, and memory optimization. Passionate about bridging low-level system performance with engaging core mechanics. A proactive problem-solver and effective communicator dedicated to building scalable frameworks and collaborating closely with cross-functional development teams. </w:t>
-      </w:r>
-    </w:p>
-    <w:p>
-      <w:pPr>
-        <w:numPr>
-          <w:ilvl w:val="0"/>
-          <w:numId w:val="12"/>
-        </w:numPr>
-      </w:pPr>
-      <w:r>
-        <w:t xml:space="preserve">Owned the development of core C++ engine architectures under the strict constraints of building a custom framework from scratch, choosing to engineer robust Scene and Entity Managers, shipping </w:t>
-      </w:r>
-      <w:r>
-        <w:t>a</w:t>
-      </w:r>
-      <w:r>
-        <w:t xml:space="preserve"> scalable environment that drove rapid gameplay iteration.</w:t>
-      </w:r>
-    </w:p>
-    <w:p>
-      <w:pPr>
-        <w:numPr>
-          <w:ilvl w:val="0"/>
-          <w:numId w:val="12"/>
-        </w:numPr>
-      </w:pPr>
-      <w:r>
-        <w:t>Owned the implementation of custom entity and particle systems against the constraints of an existing C++ framework, choosing to optimize runtime memory management through advanced OOP patterns</w:t>
-      </w:r>
-      <w:r>
-        <w:t>.</w:t>
-      </w:r>
-    </w:p>
-    <w:p>
-      <w:pPr>
-        <w:pStyle w:val="Heading1"/>
-      </w:pPr>
-      <w:r>
-        <w:t xml:space="preserve">Experience </w:t>
-      </w:r>
-    </w:p>
-    <w:p>
-      <w:pPr>
+      </w:pPr>
+      <w:r>
         <w:rPr>
           <w:b/>
           <w:bCs/>
         </w:rPr>
-      </w:pPr>
-      <w:r>
-        <w:rPr>
-          <w:b/>
-          <w:bCs/>
-        </w:rPr>
-        <w:t xml:space="preserve">Assistant Engineer Intern | Ascent Solutions </w:t>
-      </w:r>
-      <w:proofErr w:type="spellStart"/>
-      <w:r>
-        <w:rPr>
-          <w:b/>
-          <w:bCs/>
-        </w:rPr>
-        <w:t>Pte.</w:t>
-      </w:r>
-      <w:proofErr w:type="spellEnd"/>
-      <w:r>
-        <w:rPr>
-          <w:b/>
-          <w:bCs/>
-        </w:rPr>
-        <w:t xml:space="preserve"> Ltd. | Sept 2021 – Feb 2022 </w:t>
+        <w:t xml:space="preserve">Assistant Engineer Intern | Ascent Solutions Pte. Ltd. | Sept 2021 – Feb 2022 </w:t>
       </w:r>
     </w:p>
     <w:p>
@@ -280,23 +257,7 @@
           <w:b/>
           <w:bCs/>
         </w:rPr>
-        <w:t>2D Isometric RPG (</w:t>
-      </w:r>
-      <w:proofErr w:type="spellStart"/>
-      <w:r>
-        <w:rPr>
-          <w:b/>
-          <w:bCs/>
-        </w:rPr>
-        <w:t>DigiPen</w:t>
-      </w:r>
-      <w:proofErr w:type="spellEnd"/>
-      <w:r>
-        <w:rPr>
-          <w:b/>
-          <w:bCs/>
-        </w:rPr>
-        <w:t xml:space="preserve"> Alpha Engine) | Systems &amp; Level Designer</w:t>
+        <w:t>2D Isometric RPG (DigiPen Alpha Engine) | Systems &amp; Level Designer</w:t>
       </w:r>
     </w:p>
     <w:p>
@@ -2838,6 +2799,7 @@
   <w:style w:type="character" w:default="1" w:styleId="DefaultParagraphFont">
     <w:name w:val="Default Paragraph Font"/>
     <w:uiPriority w:val="1"/>
+    <w:semiHidden/>
     <w:unhideWhenUsed/>
   </w:style>
   <w:style w:type="table" w:default="1" w:styleId="TableNormal">
